--- a/sbom/docket-sbom.docx
+++ b/sbom/docket-sbom.docx
@@ -15,7 +15,7 @@
         <w:pStyle w:val="Small"/>
       </w:pPr>
       <w:r>
-        <w:t xml:space="preserve">CycloneDX 1.6 · 89 components · prepared 2026-09-19</w:t>
+        <w:t xml:space="preserve">CycloneDX 1.6 · 89 components · prepared 2026-09-21</w:t>
       </w:r>
     </w:p>
     <w:p>
@@ -1320,158 +1320,6 @@
         <w:pStyle w:val="Heading1"/>
       </w:pPr>
       <w:r>
-        <w:t xml:space="preserve">Build reproducibility</w:t>
-      </w:r>
-    </w:p>
-    <w:p>
-      <w:pPr>
-        <w:pStyle w:val="Normal"/>
-      </w:pPr>
-      <w:r>
-        <w:t xml:space="preserve">2 component(s) are installed into the sandbox container without a pinned version. Two builds of the same container definition on different dates can therefore contain different code, and this inventory cannot state which version a particular image holds.</w:t>
-      </w:r>
-    </w:p>
-    <w:tbl>
-      <w:tblPr>
-        <w:tblW w:w="0" w:type="auto"/>
-        <w:tblBorders>
-          <w:top w:val="single" w:sz="4" w:color="D9D9D9"/>
-          <w:left w:val="single" w:sz="4" w:color="D9D9D9"/>
-          <w:bottom w:val="single" w:sz="4" w:color="D9D9D9"/>
-          <w:right w:val="single" w:sz="4" w:color="D9D9D9"/>
-          <w:insideH w:val="single" w:sz="4" w:color="D9D9D9"/>
-          <w:insideV w:val="single" w:sz="4" w:color="D9D9D9"/>
-        </w:tblBorders>
-      </w:tblPr>
-      <w:tblGrid>
-        <w:gridCol w:w="2400"/>
-        <w:gridCol w:w="4800"/>
-      </w:tblGrid>
-      <w:tr>
-        <w:tc>
-          <w:tcPr>
-            <w:tcW w:w="2400" w:type="dxa"/>
-          </w:tcPr>
-          <w:p>
-            <w:pPr>
-              <w:spacing w:after="20"/>
-            </w:pPr>
-            <w:r>
-              <w:rPr>
-                <w:sz w:val="18"/>
-                <w:b/>
-              </w:rPr>
-              <w:t xml:space="preserve">Component</w:t>
-            </w:r>
-          </w:p>
-        </w:tc>
-        <w:tc>
-          <w:tcPr>
-            <w:tcW w:w="4800" w:type="dxa"/>
-          </w:tcPr>
-          <w:p>
-            <w:pPr>
-              <w:spacing w:after="20"/>
-            </w:pPr>
-            <w:r>
-              <w:rPr>
-                <w:sz w:val="18"/>
-                <w:b/>
-              </w:rPr>
-              <w:t xml:space="preserve">Status</w:t>
-            </w:r>
-          </w:p>
-        </w:tc>
-      </w:tr>
-      <w:tr>
-        <w:tc>
-          <w:tcPr>
-            <w:tcW w:w="2400" w:type="dxa"/>
-          </w:tcPr>
-          <w:p>
-            <w:pPr>
-              <w:spacing w:after="20"/>
-            </w:pPr>
-            <w:r>
-              <w:rPr>
-                <w:rFonts w:ascii="Consolas" w:hAnsi="Consolas"/>
-                <w:sz w:val="16"/>
-              </w:rPr>
-              <w:t xml:space="preserve">mitmproxy</w:t>
-            </w:r>
-          </w:p>
-        </w:tc>
-        <w:tc>
-          <w:tcPr>
-            <w:tcW w:w="4800" w:type="dxa"/>
-          </w:tcPr>
-          <w:p>
-            <w:pPr>
-              <w:spacing w:after="20"/>
-            </w:pPr>
-            <w:r>
-              <w:rPr>
-                <w:sz w:val="18"/>
-              </w:rPr>
-              <w:t xml:space="preserve">installed unversioned in containers/Dockerfile</w:t>
-            </w:r>
-          </w:p>
-        </w:tc>
-      </w:tr>
-      <w:tr>
-        <w:tc>
-          <w:tcPr>
-            <w:tcW w:w="2400" w:type="dxa"/>
-          </w:tcPr>
-          <w:p>
-            <w:pPr>
-              <w:spacing w:after="20"/>
-            </w:pPr>
-            <w:r>
-              <w:rPr>
-                <w:rFonts w:ascii="Consolas" w:hAnsi="Consolas"/>
-                <w:sz w:val="16"/>
-              </w:rPr>
-              <w:t xml:space="preserve">playwright</w:t>
-            </w:r>
-          </w:p>
-        </w:tc>
-        <w:tc>
-          <w:tcPr>
-            <w:tcW w:w="4800" w:type="dxa"/>
-          </w:tcPr>
-          <w:p>
-            <w:pPr>
-              <w:spacing w:after="20"/>
-            </w:pPr>
-            <w:r>
-              <w:rPr>
-                <w:sz w:val="18"/>
-              </w:rPr>
-              <w:t xml:space="preserve">installed unversioned in containers/Dockerfile</w:t>
-            </w:r>
-          </w:p>
-        </w:tc>
-      </w:tr>
-    </w:tbl>
-    <w:p>
-      <w:pPr>
-        <w:pStyle w:val="Normal"/>
-      </w:pPr>
-    </w:p>
-    <w:p>
-      <w:pPr>
-        <w:pStyle w:val="Small"/>
-      </w:pPr>
-      <w:r>
-        <w:t xml:space="preserve">This is recorded rather than resolved by printing whichever version happens to be installed today, because doing so would imply a guarantee the build does not make. It is the same condition Docket's own control packs look for when auditing a customer's repository.</w:t>
-      </w:r>
-    </w:p>
-    <w:p>
-      <w:pPr>
-        <w:pStyle w:val="Heading1"/>
-      </w:pPr>
-      <w:r>
         <w:t xml:space="preserve">Known vulnerabilities</w:t>
       </w:r>
     </w:p>
@@ -1480,7 +1328,7 @@
         <w:pStyle w:val="Normal"/>
       </w:pPr>
       <w:r>
-        <w:t xml:space="preserve">No known vulnerabilities were reported against the Python and JavaScript components listed in this document, as of 2026-09-19, by trivy.</w:t>
+        <w:t xml:space="preserve">No known vulnerabilities were reported against the Python and JavaScript components listed in this document, as of 2026-09-21, by trivy.</w:t>
       </w:r>
     </w:p>
     <w:p>
@@ -7146,7 +6994,7 @@
               <w:rPr>
                 <w:sz w:val="18"/>
               </w:rPr>
-              <w:t xml:space="preserve">unpinned</w:t>
+              <w:t xml:space="preserve">12.2.3</w:t>
             </w:r>
           </w:p>
         </w:tc>
@@ -7280,7 +7128,7 @@
               <w:rPr>
                 <w:sz w:val="18"/>
               </w:rPr>
-              <w:t xml:space="preserve">unpinned</w:t>
+              <w:t xml:space="preserve">1.62.0</w:t>
             </w:r>
           </w:p>
         </w:tc>
